--- a/docs/Group 3 Test Plan.docx
+++ b/docs/Group 3 Test Plan.docx
@@ -577,21 +577,7 @@
         <w:rPr>
           <w:lang w:val="en-US"/>
         </w:rPr>
-        <w:t xml:space="preserve">Win, </w:t>
-      </w:r>
-      <w:proofErr w:type="gramStart"/>
-      <w:r>
-        <w:rPr>
-          <w:lang w:val="en-US"/>
-        </w:rPr>
-        <w:t>loss</w:t>
-      </w:r>
-      <w:proofErr w:type="gramEnd"/>
-      <w:r>
-        <w:rPr>
-          <w:lang w:val="en-US"/>
-        </w:rPr>
-        <w:t>, restart, and replay behavior</w:t>
+        <w:t>Win, loss, restart, and replay behavior</w:t>
       </w:r>
     </w:p>
     <w:p>
@@ -661,6 +647,23 @@
           <w:lang w:val="en-US"/>
         </w:rPr>
         <w:t>Automated tests for core logic components where practical</w:t>
+      </w:r>
+    </w:p>
+    <w:p>
+      <w:pPr>
+        <w:numPr>
+          <w:ilvl w:val="0"/>
+          <w:numId w:val="38"/>
+        </w:numPr>
+        <w:rPr>
+          <w:lang w:val="en-US"/>
+        </w:rPr>
+      </w:pPr>
+      <w:r>
+        <w:rPr>
+          <w:lang w:val="en-US"/>
+        </w:rPr>
+        <w:t>Sound effects for button presses and gameplay events</w:t>
       </w:r>
     </w:p>
     <w:p>
@@ -932,7 +935,7 @@
         </w:tc>
         <w:tc>
           <w:tcPr>
-            <w:tcW w:w="1326" w:type="dxa"/>
+            <w:tcW w:w="1336" w:type="dxa"/>
           </w:tcPr>
           <w:p>
             <w:pPr>
@@ -958,7 +961,7 @@
         </w:tc>
         <w:tc>
           <w:tcPr>
-            <w:tcW w:w="1223" w:type="dxa"/>
+            <w:tcW w:w="1224" w:type="dxa"/>
           </w:tcPr>
           <w:p>
             <w:pPr>
@@ -1266,7 +1269,7 @@
         </w:tc>
         <w:tc>
           <w:tcPr>
-            <w:tcW w:w="1326" w:type="dxa"/>
+            <w:tcW w:w="1336" w:type="dxa"/>
           </w:tcPr>
           <w:p>
             <w:pPr>
@@ -1288,7 +1291,7 @@
         </w:tc>
         <w:tc>
           <w:tcPr>
-            <w:tcW w:w="1223" w:type="dxa"/>
+            <w:tcW w:w="1224" w:type="dxa"/>
           </w:tcPr>
           <w:p>
             <w:pPr>
@@ -1349,23 +1352,7 @@
                 <w:sz w:val="20"/>
                 <w:szCs w:val="20"/>
               </w:rPr>
-              <w:t xml:space="preserve">Game window opens successfully, main menu is shown, no crash or </w:t>
-            </w:r>
-            <w:proofErr w:type="gramStart"/>
-            <w:r>
-              <w:rPr>
-                <w:sz w:val="20"/>
-                <w:szCs w:val="20"/>
-              </w:rPr>
-              <w:t>freeze</w:t>
-            </w:r>
-            <w:proofErr w:type="gramEnd"/>
-            <w:r>
-              <w:rPr>
-                <w:sz w:val="20"/>
-                <w:szCs w:val="20"/>
-              </w:rPr>
-              <w:t xml:space="preserve"> occurs, frame updates appear normal.</w:t>
+              <w:t>Game window opens successfully, main menu is shown, no crash or freeze occurs, frame updates appear normal.</w:t>
             </w:r>
           </w:p>
         </w:tc>
@@ -1518,7 +1505,7 @@
         </w:tc>
         <w:tc>
           <w:tcPr>
-            <w:tcW w:w="1326" w:type="dxa"/>
+            <w:tcW w:w="1336" w:type="dxa"/>
           </w:tcPr>
           <w:p>
             <w:pPr>
@@ -1539,7 +1526,7 @@
         </w:tc>
         <w:tc>
           <w:tcPr>
-            <w:tcW w:w="1223" w:type="dxa"/>
+            <w:tcW w:w="1224" w:type="dxa"/>
           </w:tcPr>
           <w:p>
             <w:pPr>
@@ -1753,7 +1740,7 @@
         </w:tc>
         <w:tc>
           <w:tcPr>
-            <w:tcW w:w="1326" w:type="dxa"/>
+            <w:tcW w:w="1336" w:type="dxa"/>
           </w:tcPr>
           <w:p>
             <w:pPr>
@@ -1775,7 +1762,7 @@
         </w:tc>
         <w:tc>
           <w:tcPr>
-            <w:tcW w:w="1223" w:type="dxa"/>
+            <w:tcW w:w="1224" w:type="dxa"/>
           </w:tcPr>
           <w:p>
             <w:pPr>
@@ -1989,7 +1976,7 @@
         </w:tc>
         <w:tc>
           <w:tcPr>
-            <w:tcW w:w="1326" w:type="dxa"/>
+            <w:tcW w:w="1336" w:type="dxa"/>
           </w:tcPr>
           <w:p>
             <w:pPr>
@@ -2010,7 +1997,7 @@
         </w:tc>
         <w:tc>
           <w:tcPr>
-            <w:tcW w:w="1223" w:type="dxa"/>
+            <w:tcW w:w="1224" w:type="dxa"/>
           </w:tcPr>
           <w:p>
             <w:pPr>
@@ -2224,7 +2211,7 @@
         </w:tc>
         <w:tc>
           <w:tcPr>
-            <w:tcW w:w="1326" w:type="dxa"/>
+            <w:tcW w:w="1336" w:type="dxa"/>
           </w:tcPr>
           <w:p>
             <w:pPr>
@@ -2245,7 +2232,7 @@
         </w:tc>
         <w:tc>
           <w:tcPr>
-            <w:tcW w:w="1223" w:type="dxa"/>
+            <w:tcW w:w="1224" w:type="dxa"/>
           </w:tcPr>
           <w:p>
             <w:pPr>
@@ -2459,7 +2446,7 @@
         </w:tc>
         <w:tc>
           <w:tcPr>
-            <w:tcW w:w="1326" w:type="dxa"/>
+            <w:tcW w:w="1336" w:type="dxa"/>
           </w:tcPr>
           <w:p>
             <w:pPr>
@@ -2480,7 +2467,7 @@
         </w:tc>
         <w:tc>
           <w:tcPr>
-            <w:tcW w:w="1223" w:type="dxa"/>
+            <w:tcW w:w="1224" w:type="dxa"/>
           </w:tcPr>
           <w:p>
             <w:pPr>
@@ -2702,7 +2689,7 @@
         </w:tc>
         <w:tc>
           <w:tcPr>
-            <w:tcW w:w="1326" w:type="dxa"/>
+            <w:tcW w:w="1336" w:type="dxa"/>
           </w:tcPr>
           <w:p>
             <w:pPr>
@@ -2723,7 +2710,7 @@
         </w:tc>
         <w:tc>
           <w:tcPr>
-            <w:tcW w:w="1223" w:type="dxa"/>
+            <w:tcW w:w="1224" w:type="dxa"/>
           </w:tcPr>
           <w:p>
             <w:pPr>
@@ -2945,7 +2932,7 @@
         </w:tc>
         <w:tc>
           <w:tcPr>
-            <w:tcW w:w="1326" w:type="dxa"/>
+            <w:tcW w:w="1336" w:type="dxa"/>
           </w:tcPr>
           <w:p>
             <w:pPr>
@@ -2966,7 +2953,7 @@
         </w:tc>
         <w:tc>
           <w:tcPr>
-            <w:tcW w:w="1223" w:type="dxa"/>
+            <w:tcW w:w="1224" w:type="dxa"/>
           </w:tcPr>
           <w:p>
             <w:pPr>
@@ -3169,43 +3156,18 @@
                 <w:lang w:val="en-US"/>
               </w:rPr>
             </w:pPr>
-            <w:proofErr w:type="gramStart"/>
-            <w:r>
-              <w:rPr>
-                <w:sz w:val="20"/>
-                <w:szCs w:val="20"/>
-              </w:rPr>
-              <w:t>Verify a</w:t>
-            </w:r>
-            <w:proofErr w:type="gramEnd"/>
-            <w:r>
-              <w:rPr>
-                <w:sz w:val="20"/>
-                <w:szCs w:val="20"/>
-              </w:rPr>
-              <w:t xml:space="preserve"> </w:t>
-            </w:r>
-            <w:proofErr w:type="gramStart"/>
-            <w:r>
-              <w:rPr>
-                <w:sz w:val="20"/>
-                <w:szCs w:val="20"/>
-              </w:rPr>
-              <w:t>life</w:t>
-            </w:r>
-            <w:proofErr w:type="gramEnd"/>
-            <w:r>
-              <w:rPr>
-                <w:sz w:val="20"/>
-                <w:szCs w:val="20"/>
-              </w:rPr>
-              <w:t xml:space="preserve"> is lost when the ball passes below the paddle</w:t>
-            </w:r>
-          </w:p>
-        </w:tc>
-        <w:tc>
-          <w:tcPr>
-            <w:tcW w:w="1326" w:type="dxa"/>
+            <w:r>
+              <w:rPr>
+                <w:sz w:val="20"/>
+                <w:szCs w:val="20"/>
+              </w:rPr>
+              <w:t>Verify a life is lost when the ball passes below the paddle</w:t>
+            </w:r>
+          </w:p>
+        </w:tc>
+        <w:tc>
+          <w:tcPr>
+            <w:tcW w:w="1336" w:type="dxa"/>
           </w:tcPr>
           <w:p>
             <w:pPr>
@@ -3226,7 +3188,7 @@
         </w:tc>
         <w:tc>
           <w:tcPr>
-            <w:tcW w:w="1223" w:type="dxa"/>
+            <w:tcW w:w="1224" w:type="dxa"/>
           </w:tcPr>
           <w:p>
             <w:pPr>
@@ -3295,23 +3257,7 @@
                 <w:sz w:val="20"/>
                 <w:szCs w:val="20"/>
               </w:rPr>
-              <w:t xml:space="preserve">One life is deducted, the round </w:t>
-            </w:r>
-            <w:proofErr w:type="gramStart"/>
-            <w:r>
-              <w:rPr>
-                <w:sz w:val="20"/>
-                <w:szCs w:val="20"/>
-              </w:rPr>
-              <w:t>resets</w:t>
-            </w:r>
-            <w:proofErr w:type="gramEnd"/>
-            <w:r>
-              <w:rPr>
-                <w:sz w:val="20"/>
-                <w:szCs w:val="20"/>
-              </w:rPr>
-              <w:t xml:space="preserve"> correctly, and the game remains playable.</w:t>
+              <w:t>One life is deducted, the round resets correctly, and the game remains playable.</w:t>
             </w:r>
           </w:p>
         </w:tc>
@@ -3464,7 +3410,7 @@
         </w:tc>
         <w:tc>
           <w:tcPr>
-            <w:tcW w:w="1326" w:type="dxa"/>
+            <w:tcW w:w="1336" w:type="dxa"/>
           </w:tcPr>
           <w:p>
             <w:pPr>
@@ -3485,7 +3431,7 @@
         </w:tc>
         <w:tc>
           <w:tcPr>
-            <w:tcW w:w="1223" w:type="dxa"/>
+            <w:tcW w:w="1224" w:type="dxa"/>
           </w:tcPr>
           <w:p>
             <w:pPr>
@@ -3699,7 +3645,7 @@
         </w:tc>
         <w:tc>
           <w:tcPr>
-            <w:tcW w:w="1326" w:type="dxa"/>
+            <w:tcW w:w="1336" w:type="dxa"/>
           </w:tcPr>
           <w:p>
             <w:pPr>
@@ -3720,7 +3666,7 @@
         </w:tc>
         <w:tc>
           <w:tcPr>
-            <w:tcW w:w="1223" w:type="dxa"/>
+            <w:tcW w:w="1224" w:type="dxa"/>
           </w:tcPr>
           <w:p>
             <w:pPr>
@@ -3768,23 +3714,7 @@
                 <w:sz w:val="20"/>
                 <w:szCs w:val="20"/>
               </w:rPr>
-              <w:t xml:space="preserve">1. Continue </w:t>
-            </w:r>
-            <w:proofErr w:type="gramStart"/>
-            <w:r>
-              <w:rPr>
-                <w:sz w:val="20"/>
-                <w:szCs w:val="20"/>
-              </w:rPr>
-              <w:t>play</w:t>
-            </w:r>
-            <w:proofErr w:type="gramEnd"/>
-            <w:r>
-              <w:rPr>
-                <w:sz w:val="20"/>
-                <w:szCs w:val="20"/>
-              </w:rPr>
-              <w:t xml:space="preserve"> until at least 5 bricks are hit in one session.</w:t>
+              <w:t>1. Continue play until at least 5 bricks are hit in one session.</w:t>
             </w:r>
           </w:p>
           <w:p>
@@ -3966,27 +3896,18 @@
                 <w:lang w:val="en-US"/>
               </w:rPr>
             </w:pPr>
-            <w:proofErr w:type="gramStart"/>
-            <w:r>
-              <w:rPr>
-                <w:sz w:val="20"/>
-                <w:szCs w:val="20"/>
-              </w:rPr>
-              <w:t>Verify</w:t>
-            </w:r>
-            <w:proofErr w:type="gramEnd"/>
-            <w:r>
-              <w:rPr>
-                <w:sz w:val="20"/>
-                <w:szCs w:val="20"/>
-              </w:rPr>
-              <w:t xml:space="preserve"> the game enters the win state after the last required brick is cleared</w:t>
-            </w:r>
-          </w:p>
-        </w:tc>
-        <w:tc>
-          <w:tcPr>
-            <w:tcW w:w="1326" w:type="dxa"/>
+            <w:r>
+              <w:rPr>
+                <w:sz w:val="20"/>
+                <w:szCs w:val="20"/>
+              </w:rPr>
+              <w:t>Verify the game enters the win state after the last required brick is cleared</w:t>
+            </w:r>
+          </w:p>
+        </w:tc>
+        <w:tc>
+          <w:tcPr>
+            <w:tcW w:w="1336" w:type="dxa"/>
           </w:tcPr>
           <w:p>
             <w:pPr>
@@ -4007,7 +3928,7 @@
         </w:tc>
         <w:tc>
           <w:tcPr>
-            <w:tcW w:w="1223" w:type="dxa"/>
+            <w:tcW w:w="1224" w:type="dxa"/>
           </w:tcPr>
           <w:p>
             <w:pPr>
@@ -4222,7 +4143,7 @@
         </w:tc>
         <w:tc>
           <w:tcPr>
-            <w:tcW w:w="1326" w:type="dxa"/>
+            <w:tcW w:w="1336" w:type="dxa"/>
           </w:tcPr>
           <w:p>
             <w:pPr>
@@ -4243,7 +4164,7 @@
         </w:tc>
         <w:tc>
           <w:tcPr>
-            <w:tcW w:w="1223" w:type="dxa"/>
+            <w:tcW w:w="1224" w:type="dxa"/>
           </w:tcPr>
           <w:p>
             <w:pPr>
@@ -4457,7 +4378,7 @@
         </w:tc>
         <w:tc>
           <w:tcPr>
-            <w:tcW w:w="1326" w:type="dxa"/>
+            <w:tcW w:w="1336" w:type="dxa"/>
           </w:tcPr>
           <w:p>
             <w:pPr>
@@ -4478,7 +4399,7 @@
         </w:tc>
         <w:tc>
           <w:tcPr>
-            <w:tcW w:w="1223" w:type="dxa"/>
+            <w:tcW w:w="1224" w:type="dxa"/>
           </w:tcPr>
           <w:p>
             <w:pPr>
@@ -4692,7 +4613,7 @@
         </w:tc>
         <w:tc>
           <w:tcPr>
-            <w:tcW w:w="1326" w:type="dxa"/>
+            <w:tcW w:w="1336" w:type="dxa"/>
           </w:tcPr>
           <w:p>
             <w:pPr>
@@ -4723,7 +4644,7 @@
         </w:tc>
         <w:tc>
           <w:tcPr>
-            <w:tcW w:w="1223" w:type="dxa"/>
+            <w:tcW w:w="1224" w:type="dxa"/>
           </w:tcPr>
           <w:p>
             <w:pPr>
@@ -4937,7 +4858,7 @@
         </w:tc>
         <w:tc>
           <w:tcPr>
-            <w:tcW w:w="1326" w:type="dxa"/>
+            <w:tcW w:w="1336" w:type="dxa"/>
           </w:tcPr>
           <w:p>
             <w:pPr>
@@ -4958,7 +4879,7 @@
         </w:tc>
         <w:tc>
           <w:tcPr>
-            <w:tcW w:w="1223" w:type="dxa"/>
+            <w:tcW w:w="1224" w:type="dxa"/>
           </w:tcPr>
           <w:p>
             <w:pPr>
@@ -5172,7 +5093,7 @@
         </w:tc>
         <w:tc>
           <w:tcPr>
-            <w:tcW w:w="1326" w:type="dxa"/>
+            <w:tcW w:w="1336" w:type="dxa"/>
           </w:tcPr>
           <w:p>
             <w:pPr>
@@ -5193,7 +5114,7 @@
         </w:tc>
         <w:tc>
           <w:tcPr>
-            <w:tcW w:w="1223" w:type="dxa"/>
+            <w:tcW w:w="1224" w:type="dxa"/>
           </w:tcPr>
           <w:p>
             <w:pPr>
@@ -5407,7 +5328,7 @@
         </w:tc>
         <w:tc>
           <w:tcPr>
-            <w:tcW w:w="1326" w:type="dxa"/>
+            <w:tcW w:w="1336" w:type="dxa"/>
           </w:tcPr>
           <w:p>
             <w:pPr>
@@ -5428,7 +5349,7 @@
         </w:tc>
         <w:tc>
           <w:tcPr>
-            <w:tcW w:w="1223" w:type="dxa"/>
+            <w:tcW w:w="1224" w:type="dxa"/>
           </w:tcPr>
           <w:p>
             <w:pPr>
@@ -5650,7 +5571,7 @@
         </w:tc>
         <w:tc>
           <w:tcPr>
-            <w:tcW w:w="1326" w:type="dxa"/>
+            <w:tcW w:w="1336" w:type="dxa"/>
           </w:tcPr>
           <w:p>
             <w:pPr>
@@ -5671,7 +5592,7 @@
         </w:tc>
         <w:tc>
           <w:tcPr>
-            <w:tcW w:w="1223" w:type="dxa"/>
+            <w:tcW w:w="1224" w:type="dxa"/>
           </w:tcPr>
           <w:p>
             <w:pPr>
@@ -5732,71 +5653,7 @@
                 <w:sz w:val="20"/>
                 <w:szCs w:val="20"/>
               </w:rPr>
-              <w:t xml:space="preserve">No </w:t>
-            </w:r>
-            <w:proofErr w:type="gramStart"/>
-            <w:r>
-              <w:rPr>
-                <w:sz w:val="20"/>
-                <w:szCs w:val="20"/>
-              </w:rPr>
-              <w:t>crash</w:t>
-            </w:r>
-            <w:proofErr w:type="gramEnd"/>
-            <w:r>
-              <w:rPr>
-                <w:sz w:val="20"/>
-                <w:szCs w:val="20"/>
-              </w:rPr>
-              <w:t xml:space="preserve">, severe </w:t>
-            </w:r>
-            <w:proofErr w:type="gramStart"/>
-            <w:r>
-              <w:rPr>
-                <w:sz w:val="20"/>
-                <w:szCs w:val="20"/>
-              </w:rPr>
-              <w:t>slowdown</w:t>
-            </w:r>
-            <w:proofErr w:type="gramEnd"/>
-            <w:r>
-              <w:rPr>
-                <w:sz w:val="20"/>
-                <w:szCs w:val="20"/>
-              </w:rPr>
-              <w:t xml:space="preserve">, obvious memory </w:t>
-            </w:r>
-            <w:proofErr w:type="gramStart"/>
-            <w:r>
-              <w:rPr>
-                <w:sz w:val="20"/>
-                <w:szCs w:val="20"/>
-              </w:rPr>
-              <w:t>issue</w:t>
-            </w:r>
-            <w:proofErr w:type="gramEnd"/>
-            <w:r>
-              <w:rPr>
-                <w:sz w:val="20"/>
-                <w:szCs w:val="20"/>
-              </w:rPr>
-              <w:t xml:space="preserve">, or state corruption </w:t>
-            </w:r>
-            <w:proofErr w:type="gramStart"/>
-            <w:r>
-              <w:rPr>
-                <w:sz w:val="20"/>
-                <w:szCs w:val="20"/>
-              </w:rPr>
-              <w:t>occurs</w:t>
-            </w:r>
-            <w:proofErr w:type="gramEnd"/>
-            <w:r>
-              <w:rPr>
-                <w:sz w:val="20"/>
-                <w:szCs w:val="20"/>
-              </w:rPr>
-              <w:t xml:space="preserve"> during extended play.</w:t>
+              <w:t>No crash, severe slowdown, obvious memory issue, or state corruption occurs during extended play.</w:t>
             </w:r>
           </w:p>
         </w:tc>
@@ -5949,7 +5806,7 @@
         </w:tc>
         <w:tc>
           <w:tcPr>
-            <w:tcW w:w="1326" w:type="dxa"/>
+            <w:tcW w:w="1336" w:type="dxa"/>
           </w:tcPr>
           <w:p>
             <w:pPr>
@@ -5970,7 +5827,7 @@
         </w:tc>
         <w:tc>
           <w:tcPr>
-            <w:tcW w:w="1223" w:type="dxa"/>
+            <w:tcW w:w="1224" w:type="dxa"/>
           </w:tcPr>
           <w:p>
             <w:pPr>
@@ -6178,29 +6035,13 @@
                 <w:sz w:val="20"/>
                 <w:szCs w:val="20"/>
               </w:rPr>
-              <w:t xml:space="preserve">Verify score, </w:t>
-            </w:r>
-            <w:proofErr w:type="gramStart"/>
-            <w:r>
-              <w:rPr>
-                <w:sz w:val="20"/>
-                <w:szCs w:val="20"/>
-              </w:rPr>
-              <w:t>lives</w:t>
-            </w:r>
-            <w:proofErr w:type="gramEnd"/>
-            <w:r>
-              <w:rPr>
-                <w:sz w:val="20"/>
-                <w:szCs w:val="20"/>
-              </w:rPr>
-              <w:t>, and state messages are readable and accurate</w:t>
-            </w:r>
-          </w:p>
-        </w:tc>
-        <w:tc>
-          <w:tcPr>
-            <w:tcW w:w="1326" w:type="dxa"/>
+              <w:t>Verify score, lives, and state messages are readable and accurate</w:t>
+            </w:r>
+          </w:p>
+        </w:tc>
+        <w:tc>
+          <w:tcPr>
+            <w:tcW w:w="1336" w:type="dxa"/>
           </w:tcPr>
           <w:p>
             <w:pPr>
@@ -6221,7 +6062,7 @@
         </w:tc>
         <w:tc>
           <w:tcPr>
-            <w:tcW w:w="1223" w:type="dxa"/>
+            <w:tcW w:w="1224" w:type="dxa"/>
           </w:tcPr>
           <w:p>
             <w:pPr>
@@ -6339,6 +6180,996 @@
             <w:tcW w:w="1050" w:type="dxa"/>
             <w:vAlign w:val="center"/>
             <w:hideMark/>
+          </w:tcPr>
+          <w:p>
+            <w:pPr>
+              <w:rPr>
+                <w:sz w:val="20"/>
+                <w:szCs w:val="20"/>
+                <w:lang w:val="en-US"/>
+              </w:rPr>
+            </w:pPr>
+          </w:p>
+        </w:tc>
+      </w:tr>
+      <w:tr>
+        <w:trPr>
+          <w:trHeight w:val="1233"/>
+          <w:tblCellSpacing w:w="15" w:type="dxa"/>
+        </w:trPr>
+        <w:tc>
+          <w:tcPr>
+            <w:tcW w:w="1126" w:type="dxa"/>
+            <w:vAlign w:val="center"/>
+          </w:tcPr>
+          <w:p>
+            <w:pPr>
+              <w:rPr>
+                <w:sz w:val="20"/>
+                <w:szCs w:val="20"/>
+                <w:lang w:val="en-US"/>
+              </w:rPr>
+            </w:pPr>
+            <w:r>
+              <w:rPr>
+                <w:sz w:val="20"/>
+                <w:szCs w:val="20"/>
+                <w:lang w:val="en-US"/>
+              </w:rPr>
+              <w:t>TC-SFX-01</w:t>
+            </w:r>
+          </w:p>
+        </w:tc>
+        <w:tc>
+          <w:tcPr>
+            <w:tcW w:w="1500" w:type="dxa"/>
+            <w:vAlign w:val="center"/>
+          </w:tcPr>
+          <w:p>
+            <w:pPr>
+              <w:rPr>
+                <w:sz w:val="20"/>
+                <w:szCs w:val="20"/>
+              </w:rPr>
+            </w:pPr>
+            <w:r>
+              <w:rPr>
+                <w:sz w:val="20"/>
+                <w:szCs w:val="20"/>
+              </w:rPr>
+              <w:t>Background Music</w:t>
+            </w:r>
+          </w:p>
+        </w:tc>
+        <w:tc>
+          <w:tcPr>
+            <w:tcW w:w="1590" w:type="dxa"/>
+            <w:vAlign w:val="center"/>
+          </w:tcPr>
+          <w:p>
+            <w:pPr>
+              <w:rPr>
+                <w:sz w:val="20"/>
+                <w:szCs w:val="20"/>
+              </w:rPr>
+            </w:pPr>
+            <w:r>
+              <w:rPr>
+                <w:sz w:val="20"/>
+                <w:szCs w:val="20"/>
+              </w:rPr>
+              <w:t xml:space="preserve">Verify that Music Starts and </w:t>
+            </w:r>
+            <w:r>
+              <w:rPr>
+                <w:sz w:val="20"/>
+                <w:szCs w:val="20"/>
+              </w:rPr>
+              <w:t>loops</w:t>
+            </w:r>
+          </w:p>
+        </w:tc>
+        <w:tc>
+          <w:tcPr>
+            <w:tcW w:w="1336" w:type="dxa"/>
+          </w:tcPr>
+          <w:p>
+            <w:pPr>
+              <w:rPr>
+                <w:sz w:val="20"/>
+                <w:szCs w:val="20"/>
+              </w:rPr>
+            </w:pPr>
+            <w:r>
+              <w:rPr>
+                <w:sz w:val="20"/>
+                <w:szCs w:val="20"/>
+              </w:rPr>
+              <w:t>None</w:t>
+            </w:r>
+          </w:p>
+        </w:tc>
+        <w:tc>
+          <w:tcPr>
+            <w:tcW w:w="1224" w:type="dxa"/>
+          </w:tcPr>
+          <w:p>
+            <w:pPr>
+              <w:rPr>
+                <w:sz w:val="20"/>
+                <w:szCs w:val="20"/>
+              </w:rPr>
+            </w:pPr>
+            <w:r>
+              <w:rPr>
+                <w:sz w:val="20"/>
+                <w:szCs w:val="20"/>
+              </w:rPr>
+              <w:t>Std</w:t>
+            </w:r>
+            <w:r>
+              <w:rPr>
+                <w:sz w:val="20"/>
+                <w:szCs w:val="20"/>
+              </w:rPr>
+              <w:t xml:space="preserve"> </w:t>
+            </w:r>
+            <w:r>
+              <w:rPr>
+                <w:sz w:val="20"/>
+                <w:szCs w:val="20"/>
+              </w:rPr>
+              <w:t>Env</w:t>
+            </w:r>
+          </w:p>
+        </w:tc>
+        <w:tc>
+          <w:tcPr>
+            <w:tcW w:w="2310" w:type="dxa"/>
+            <w:vAlign w:val="center"/>
+          </w:tcPr>
+          <w:p>
+            <w:pPr>
+              <w:rPr>
+                <w:sz w:val="20"/>
+                <w:szCs w:val="20"/>
+              </w:rPr>
+            </w:pPr>
+            <w:r>
+              <w:rPr>
+                <w:sz w:val="20"/>
+                <w:szCs w:val="20"/>
+              </w:rPr>
+              <w:t xml:space="preserve">1.Start Game, observe if </w:t>
+            </w:r>
+            <w:r>
+              <w:rPr>
+                <w:sz w:val="20"/>
+                <w:szCs w:val="20"/>
+              </w:rPr>
+              <w:t xml:space="preserve">music starts. 2.Wait for </w:t>
+            </w:r>
+            <w:r>
+              <w:rPr>
+                <w:sz w:val="20"/>
+                <w:szCs w:val="20"/>
+              </w:rPr>
+              <w:t>music to stop and observe if loops</w:t>
+            </w:r>
+            <w:r>
+              <w:rPr>
+                <w:sz w:val="20"/>
+                <w:szCs w:val="20"/>
+              </w:rPr>
+              <w:t>.</w:t>
+            </w:r>
+          </w:p>
+        </w:tc>
+        <w:tc>
+          <w:tcPr>
+            <w:tcW w:w="2419" w:type="dxa"/>
+            <w:vAlign w:val="center"/>
+          </w:tcPr>
+          <w:p>
+            <w:pPr>
+              <w:rPr>
+                <w:sz w:val="20"/>
+                <w:szCs w:val="20"/>
+              </w:rPr>
+            </w:pPr>
+            <w:r>
+              <w:rPr>
+                <w:sz w:val="20"/>
+                <w:szCs w:val="20"/>
+              </w:rPr>
+              <w:t xml:space="preserve">Music starts when the game starts, When the music track ends </w:t>
+            </w:r>
+            <w:r>
+              <w:rPr>
+                <w:sz w:val="20"/>
+                <w:szCs w:val="20"/>
+              </w:rPr>
+              <w:t xml:space="preserve">it should start again. </w:t>
+            </w:r>
+          </w:p>
+        </w:tc>
+        <w:tc>
+          <w:tcPr>
+            <w:tcW w:w="0" w:type="auto"/>
+            <w:vAlign w:val="center"/>
+          </w:tcPr>
+          <w:p>
+            <w:pPr>
+              <w:rPr>
+                <w:sz w:val="20"/>
+                <w:szCs w:val="20"/>
+                <w:lang w:val="en-US"/>
+              </w:rPr>
+            </w:pPr>
+          </w:p>
+        </w:tc>
+        <w:tc>
+          <w:tcPr>
+            <w:tcW w:w="0" w:type="auto"/>
+            <w:vAlign w:val="center"/>
+          </w:tcPr>
+          <w:p>
+            <w:pPr>
+              <w:rPr>
+                <w:sz w:val="20"/>
+                <w:szCs w:val="20"/>
+                <w:lang w:val="en-US"/>
+              </w:rPr>
+            </w:pPr>
+          </w:p>
+        </w:tc>
+        <w:tc>
+          <w:tcPr>
+            <w:tcW w:w="0" w:type="auto"/>
+            <w:vAlign w:val="center"/>
+          </w:tcPr>
+          <w:p>
+            <w:pPr>
+              <w:rPr>
+                <w:sz w:val="20"/>
+                <w:szCs w:val="20"/>
+                <w:lang w:val="en-US"/>
+              </w:rPr>
+            </w:pPr>
+          </w:p>
+        </w:tc>
+        <w:tc>
+          <w:tcPr>
+            <w:tcW w:w="1050" w:type="dxa"/>
+            <w:vAlign w:val="center"/>
+          </w:tcPr>
+          <w:p>
+            <w:pPr>
+              <w:rPr>
+                <w:sz w:val="20"/>
+                <w:szCs w:val="20"/>
+                <w:lang w:val="en-US"/>
+              </w:rPr>
+            </w:pPr>
+          </w:p>
+        </w:tc>
+      </w:tr>
+      <w:tr>
+        <w:trPr>
+          <w:trHeight w:val="1233"/>
+          <w:tblCellSpacing w:w="15" w:type="dxa"/>
+        </w:trPr>
+        <w:tc>
+          <w:tcPr>
+            <w:tcW w:w="1126" w:type="dxa"/>
+            <w:vAlign w:val="center"/>
+          </w:tcPr>
+          <w:p>
+            <w:pPr>
+              <w:rPr>
+                <w:sz w:val="20"/>
+                <w:szCs w:val="20"/>
+                <w:lang w:val="en-US"/>
+              </w:rPr>
+            </w:pPr>
+            <w:r>
+              <w:rPr>
+                <w:sz w:val="20"/>
+                <w:szCs w:val="20"/>
+                <w:lang w:val="en-US"/>
+              </w:rPr>
+              <w:t>TC-SFX-02</w:t>
+            </w:r>
+          </w:p>
+        </w:tc>
+        <w:tc>
+          <w:tcPr>
+            <w:tcW w:w="1500" w:type="dxa"/>
+            <w:vAlign w:val="center"/>
+          </w:tcPr>
+          <w:p>
+            <w:pPr>
+              <w:rPr>
+                <w:sz w:val="20"/>
+                <w:szCs w:val="20"/>
+              </w:rPr>
+            </w:pPr>
+            <w:r>
+              <w:rPr>
+                <w:sz w:val="20"/>
+                <w:szCs w:val="20"/>
+              </w:rPr>
+              <w:t>Button press Audio</w:t>
+            </w:r>
+          </w:p>
+        </w:tc>
+        <w:tc>
+          <w:tcPr>
+            <w:tcW w:w="1590" w:type="dxa"/>
+            <w:vAlign w:val="center"/>
+          </w:tcPr>
+          <w:p>
+            <w:pPr>
+              <w:rPr>
+                <w:sz w:val="20"/>
+                <w:szCs w:val="20"/>
+              </w:rPr>
+            </w:pPr>
+            <w:r>
+              <w:rPr>
+                <w:sz w:val="20"/>
+                <w:szCs w:val="20"/>
+              </w:rPr>
+              <w:t>Verify button Audio works</w:t>
+            </w:r>
+          </w:p>
+        </w:tc>
+        <w:tc>
+          <w:tcPr>
+            <w:tcW w:w="1336" w:type="dxa"/>
+          </w:tcPr>
+          <w:p>
+            <w:pPr>
+              <w:rPr>
+                <w:sz w:val="20"/>
+                <w:szCs w:val="20"/>
+                <w:lang w:val="en-US"/>
+              </w:rPr>
+            </w:pPr>
+            <w:r>
+              <w:rPr>
+                <w:sz w:val="20"/>
+                <w:szCs w:val="20"/>
+                <w:lang w:val="en-US"/>
+              </w:rPr>
+              <w:t>Game on main menu/set</w:t>
+            </w:r>
+            <w:r>
+              <w:rPr>
+                <w:sz w:val="20"/>
+                <w:szCs w:val="20"/>
+                <w:lang w:val="en-US"/>
+              </w:rPr>
+              <w:t>ting</w:t>
+            </w:r>
+          </w:p>
+        </w:tc>
+        <w:tc>
+          <w:tcPr>
+            <w:tcW w:w="1224" w:type="dxa"/>
+          </w:tcPr>
+          <w:p>
+            <w:pPr>
+              <w:rPr>
+                <w:sz w:val="20"/>
+                <w:szCs w:val="20"/>
+                <w:lang w:val="en-US"/>
+              </w:rPr>
+            </w:pPr>
+            <w:r>
+              <w:rPr>
+                <w:sz w:val="20"/>
+                <w:szCs w:val="20"/>
+                <w:lang w:val="en-US"/>
+              </w:rPr>
+              <w:t>Std</w:t>
+            </w:r>
+            <w:r>
+              <w:rPr>
+                <w:sz w:val="20"/>
+                <w:szCs w:val="20"/>
+                <w:lang w:val="en-US"/>
+              </w:rPr>
+              <w:t xml:space="preserve"> E</w:t>
+            </w:r>
+            <w:r>
+              <w:rPr>
+                <w:sz w:val="20"/>
+                <w:szCs w:val="20"/>
+                <w:lang w:val="en-US"/>
+              </w:rPr>
+              <w:t>nv</w:t>
+            </w:r>
+          </w:p>
+        </w:tc>
+        <w:tc>
+          <w:tcPr>
+            <w:tcW w:w="2310" w:type="dxa"/>
+            <w:vAlign w:val="center"/>
+          </w:tcPr>
+          <w:p>
+            <w:pPr>
+              <w:rPr>
+                <w:sz w:val="20"/>
+                <w:szCs w:val="20"/>
+                <w:lang w:val="en-US"/>
+              </w:rPr>
+            </w:pPr>
+            <w:r>
+              <w:rPr>
+                <w:sz w:val="20"/>
+                <w:szCs w:val="20"/>
+                <w:lang w:val="en-US"/>
+              </w:rPr>
+              <w:t>1.Click on buttons in main menu/settings</w:t>
+            </w:r>
+            <w:r>
+              <w:rPr>
+                <w:sz w:val="20"/>
+                <w:szCs w:val="20"/>
+                <w:lang w:val="en-US"/>
+              </w:rPr>
+              <w:t>, should have as should have a sound effec</w:t>
+            </w:r>
+            <w:r>
+              <w:rPr>
+                <w:sz w:val="20"/>
+                <w:szCs w:val="20"/>
+                <w:lang w:val="en-US"/>
+              </w:rPr>
+              <w:t>t</w:t>
+            </w:r>
+          </w:p>
+        </w:tc>
+        <w:tc>
+          <w:tcPr>
+            <w:tcW w:w="2419" w:type="dxa"/>
+            <w:vAlign w:val="center"/>
+          </w:tcPr>
+          <w:p>
+            <w:pPr>
+              <w:rPr>
+                <w:sz w:val="20"/>
+                <w:szCs w:val="20"/>
+                <w:lang w:val="en-US"/>
+              </w:rPr>
+            </w:pPr>
+            <w:r>
+              <w:rPr>
+                <w:sz w:val="20"/>
+                <w:szCs w:val="20"/>
+                <w:lang w:val="en-US"/>
+              </w:rPr>
+              <w:t>A click audio should be present when any button is pressed</w:t>
+            </w:r>
+            <w:r>
+              <w:rPr>
+                <w:sz w:val="20"/>
+                <w:szCs w:val="20"/>
+                <w:lang w:val="en-US"/>
+              </w:rPr>
+              <w:t>/clicked, either mouse or keyboard.</w:t>
+            </w:r>
+          </w:p>
+        </w:tc>
+        <w:tc>
+          <w:tcPr>
+            <w:tcW w:w="0" w:type="auto"/>
+            <w:vAlign w:val="center"/>
+          </w:tcPr>
+          <w:p>
+            <w:pPr>
+              <w:rPr>
+                <w:sz w:val="20"/>
+                <w:szCs w:val="20"/>
+                <w:lang w:val="en-US"/>
+              </w:rPr>
+            </w:pPr>
+          </w:p>
+        </w:tc>
+        <w:tc>
+          <w:tcPr>
+            <w:tcW w:w="0" w:type="auto"/>
+            <w:vAlign w:val="center"/>
+          </w:tcPr>
+          <w:p>
+            <w:pPr>
+              <w:rPr>
+                <w:sz w:val="20"/>
+                <w:szCs w:val="20"/>
+                <w:lang w:val="en-US"/>
+              </w:rPr>
+            </w:pPr>
+          </w:p>
+        </w:tc>
+        <w:tc>
+          <w:tcPr>
+            <w:tcW w:w="0" w:type="auto"/>
+            <w:vAlign w:val="center"/>
+          </w:tcPr>
+          <w:p>
+            <w:pPr>
+              <w:rPr>
+                <w:sz w:val="20"/>
+                <w:szCs w:val="20"/>
+                <w:lang w:val="en-US"/>
+              </w:rPr>
+            </w:pPr>
+          </w:p>
+        </w:tc>
+        <w:tc>
+          <w:tcPr>
+            <w:tcW w:w="1050" w:type="dxa"/>
+            <w:vAlign w:val="center"/>
+          </w:tcPr>
+          <w:p>
+            <w:pPr>
+              <w:rPr>
+                <w:sz w:val="20"/>
+                <w:szCs w:val="20"/>
+                <w:lang w:val="en-US"/>
+              </w:rPr>
+            </w:pPr>
+          </w:p>
+        </w:tc>
+      </w:tr>
+      <w:tr>
+        <w:trPr>
+          <w:trHeight w:val="1233"/>
+          <w:tblCellSpacing w:w="15" w:type="dxa"/>
+        </w:trPr>
+        <w:tc>
+          <w:tcPr>
+            <w:tcW w:w="1126" w:type="dxa"/>
+            <w:vAlign w:val="center"/>
+          </w:tcPr>
+          <w:p>
+            <w:pPr>
+              <w:rPr>
+                <w:sz w:val="20"/>
+                <w:szCs w:val="20"/>
+                <w:lang w:val="en-US"/>
+              </w:rPr>
+            </w:pPr>
+            <w:r>
+              <w:rPr>
+                <w:sz w:val="20"/>
+                <w:szCs w:val="20"/>
+                <w:lang w:val="en-US"/>
+              </w:rPr>
+              <w:t>TC-SFX-03</w:t>
+            </w:r>
+          </w:p>
+        </w:tc>
+        <w:tc>
+          <w:tcPr>
+            <w:tcW w:w="1500" w:type="dxa"/>
+            <w:vAlign w:val="center"/>
+          </w:tcPr>
+          <w:p>
+            <w:pPr>
+              <w:rPr>
+                <w:sz w:val="20"/>
+                <w:szCs w:val="20"/>
+              </w:rPr>
+            </w:pPr>
+            <w:r>
+              <w:rPr>
+                <w:sz w:val="20"/>
+                <w:szCs w:val="20"/>
+              </w:rPr>
+              <w:t>Ball collision audio</w:t>
+            </w:r>
+          </w:p>
+        </w:tc>
+        <w:tc>
+          <w:tcPr>
+            <w:tcW w:w="1590" w:type="dxa"/>
+            <w:vAlign w:val="center"/>
+          </w:tcPr>
+          <w:p>
+            <w:pPr>
+              <w:rPr>
+                <w:sz w:val="20"/>
+                <w:szCs w:val="20"/>
+              </w:rPr>
+            </w:pPr>
+            <w:r>
+              <w:rPr>
+                <w:sz w:val="20"/>
+                <w:szCs w:val="20"/>
+              </w:rPr>
+              <w:t>Verify that ball collisions with walls and paddle</w:t>
+            </w:r>
+          </w:p>
+        </w:tc>
+        <w:tc>
+          <w:tcPr>
+            <w:tcW w:w="1336" w:type="dxa"/>
+          </w:tcPr>
+          <w:p>
+            <w:pPr>
+              <w:rPr>
+                <w:sz w:val="20"/>
+                <w:szCs w:val="20"/>
+                <w:lang w:val="en-US"/>
+              </w:rPr>
+            </w:pPr>
+            <w:r>
+              <w:rPr>
+                <w:sz w:val="20"/>
+                <w:szCs w:val="20"/>
+                <w:lang w:val="en-US"/>
+              </w:rPr>
+              <w:t>Active gameplay</w:t>
+            </w:r>
+          </w:p>
+        </w:tc>
+        <w:tc>
+          <w:tcPr>
+            <w:tcW w:w="1224" w:type="dxa"/>
+          </w:tcPr>
+          <w:p>
+            <w:pPr>
+              <w:rPr>
+                <w:sz w:val="20"/>
+                <w:szCs w:val="20"/>
+                <w:lang w:val="en-US"/>
+              </w:rPr>
+            </w:pPr>
+            <w:r>
+              <w:rPr>
+                <w:sz w:val="20"/>
+                <w:szCs w:val="20"/>
+                <w:lang w:val="en-US"/>
+              </w:rPr>
+              <w:t>Std Env</w:t>
+            </w:r>
+          </w:p>
+        </w:tc>
+        <w:tc>
+          <w:tcPr>
+            <w:tcW w:w="2310" w:type="dxa"/>
+            <w:vAlign w:val="center"/>
+          </w:tcPr>
+          <w:p>
+            <w:pPr>
+              <w:rPr>
+                <w:sz w:val="20"/>
+                <w:szCs w:val="20"/>
+                <w:lang w:val="en-US"/>
+              </w:rPr>
+            </w:pPr>
+            <w:r>
+              <w:rPr>
+                <w:sz w:val="20"/>
+                <w:szCs w:val="20"/>
+                <w:lang w:val="en-US"/>
+              </w:rPr>
+              <w:t xml:space="preserve">1.When ball hits wall,  sound should happen. 2.when ball hits paddle sound should happen. </w:t>
+            </w:r>
+          </w:p>
+        </w:tc>
+        <w:tc>
+          <w:tcPr>
+            <w:tcW w:w="2419" w:type="dxa"/>
+            <w:vAlign w:val="center"/>
+          </w:tcPr>
+          <w:p>
+            <w:pPr>
+              <w:rPr>
+                <w:sz w:val="20"/>
+                <w:szCs w:val="20"/>
+                <w:lang w:val="en-US"/>
+              </w:rPr>
+            </w:pPr>
+            <w:r>
+              <w:rPr>
+                <w:sz w:val="20"/>
+                <w:szCs w:val="20"/>
+                <w:lang w:val="en-US"/>
+              </w:rPr>
+              <w:t>The same sound should happen when ball hits paddle or wall.</w:t>
+            </w:r>
+          </w:p>
+        </w:tc>
+        <w:tc>
+          <w:tcPr>
+            <w:tcW w:w="0" w:type="auto"/>
+            <w:vAlign w:val="center"/>
+          </w:tcPr>
+          <w:p>
+            <w:pPr>
+              <w:rPr>
+                <w:sz w:val="20"/>
+                <w:szCs w:val="20"/>
+                <w:lang w:val="en-US"/>
+              </w:rPr>
+            </w:pPr>
+          </w:p>
+        </w:tc>
+        <w:tc>
+          <w:tcPr>
+            <w:tcW w:w="0" w:type="auto"/>
+            <w:vAlign w:val="center"/>
+          </w:tcPr>
+          <w:p>
+            <w:pPr>
+              <w:rPr>
+                <w:sz w:val="20"/>
+                <w:szCs w:val="20"/>
+                <w:lang w:val="en-US"/>
+              </w:rPr>
+            </w:pPr>
+          </w:p>
+        </w:tc>
+        <w:tc>
+          <w:tcPr>
+            <w:tcW w:w="0" w:type="auto"/>
+            <w:vAlign w:val="center"/>
+          </w:tcPr>
+          <w:p>
+            <w:pPr>
+              <w:rPr>
+                <w:sz w:val="20"/>
+                <w:szCs w:val="20"/>
+                <w:lang w:val="en-US"/>
+              </w:rPr>
+            </w:pPr>
+          </w:p>
+        </w:tc>
+        <w:tc>
+          <w:tcPr>
+            <w:tcW w:w="1050" w:type="dxa"/>
+            <w:vAlign w:val="center"/>
+          </w:tcPr>
+          <w:p>
+            <w:pPr>
+              <w:rPr>
+                <w:sz w:val="20"/>
+                <w:szCs w:val="20"/>
+                <w:lang w:val="en-US"/>
+              </w:rPr>
+            </w:pPr>
+          </w:p>
+        </w:tc>
+      </w:tr>
+      <w:tr>
+        <w:trPr>
+          <w:trHeight w:val="1233"/>
+          <w:tblCellSpacing w:w="15" w:type="dxa"/>
+        </w:trPr>
+        <w:tc>
+          <w:tcPr>
+            <w:tcW w:w="1126" w:type="dxa"/>
+            <w:vAlign w:val="center"/>
+          </w:tcPr>
+          <w:p>
+            <w:pPr>
+              <w:rPr>
+                <w:sz w:val="20"/>
+                <w:szCs w:val="20"/>
+                <w:lang w:val="en-US"/>
+              </w:rPr>
+            </w:pPr>
+            <w:r>
+              <w:rPr>
+                <w:sz w:val="20"/>
+                <w:szCs w:val="20"/>
+                <w:lang w:val="en-US"/>
+              </w:rPr>
+              <w:lastRenderedPageBreak/>
+              <w:t>TC-SFX-04</w:t>
+            </w:r>
+          </w:p>
+        </w:tc>
+        <w:tc>
+          <w:tcPr>
+            <w:tcW w:w="1500" w:type="dxa"/>
+            <w:vAlign w:val="center"/>
+          </w:tcPr>
+          <w:p>
+            <w:pPr>
+              <w:rPr>
+                <w:sz w:val="20"/>
+                <w:szCs w:val="20"/>
+              </w:rPr>
+            </w:pPr>
+            <w:r>
+              <w:rPr>
+                <w:sz w:val="20"/>
+                <w:szCs w:val="20"/>
+              </w:rPr>
+              <w:t>Brick break Audio</w:t>
+            </w:r>
+          </w:p>
+        </w:tc>
+        <w:tc>
+          <w:tcPr>
+            <w:tcW w:w="1590" w:type="dxa"/>
+            <w:vAlign w:val="center"/>
+          </w:tcPr>
+          <w:p>
+            <w:pPr>
+              <w:rPr>
+                <w:sz w:val="20"/>
+                <w:szCs w:val="20"/>
+              </w:rPr>
+            </w:pPr>
+            <w:r>
+              <w:rPr>
+                <w:sz w:val="20"/>
+                <w:szCs w:val="20"/>
+              </w:rPr>
+              <w:t>Verify that when ball collides with brick and breaks, sound is played.</w:t>
+            </w:r>
+          </w:p>
+        </w:tc>
+        <w:tc>
+          <w:tcPr>
+            <w:tcW w:w="1336" w:type="dxa"/>
+          </w:tcPr>
+          <w:p>
+            <w:pPr>
+              <w:rPr>
+                <w:sz w:val="20"/>
+                <w:szCs w:val="20"/>
+                <w:lang w:val="en-US"/>
+              </w:rPr>
+            </w:pPr>
+            <w:r>
+              <w:rPr>
+                <w:sz w:val="20"/>
+                <w:szCs w:val="20"/>
+                <w:lang w:val="en-US"/>
+              </w:rPr>
+              <w:t>Active gameplay.</w:t>
+            </w:r>
+          </w:p>
+        </w:tc>
+        <w:tc>
+          <w:tcPr>
+            <w:tcW w:w="1224" w:type="dxa"/>
+          </w:tcPr>
+          <w:p>
+            <w:pPr>
+              <w:rPr>
+                <w:sz w:val="20"/>
+                <w:szCs w:val="20"/>
+                <w:lang w:val="en-US"/>
+              </w:rPr>
+            </w:pPr>
+            <w:r>
+              <w:rPr>
+                <w:sz w:val="20"/>
+                <w:szCs w:val="20"/>
+                <w:lang w:val="en-US"/>
+              </w:rPr>
+              <w:t>Std Env</w:t>
+            </w:r>
+          </w:p>
+        </w:tc>
+        <w:tc>
+          <w:tcPr>
+            <w:tcW w:w="2310" w:type="dxa"/>
+            <w:vAlign w:val="center"/>
+          </w:tcPr>
+          <w:p>
+            <w:pPr>
+              <w:rPr>
+                <w:sz w:val="20"/>
+                <w:szCs w:val="20"/>
+                <w:lang w:val="en-US"/>
+              </w:rPr>
+            </w:pPr>
+            <w:r>
+              <w:rPr>
+                <w:sz w:val="20"/>
+                <w:szCs w:val="20"/>
+                <w:lang w:val="en-US"/>
+              </w:rPr>
+              <w:t xml:space="preserve">1.When ball collides with </w:t>
+            </w:r>
+            <w:r>
+              <w:rPr>
+                <w:sz w:val="20"/>
+                <w:szCs w:val="20"/>
+                <w:lang w:val="en-US"/>
+              </w:rPr>
+              <w:t xml:space="preserve">bricks, observe if sound </w:t>
+            </w:r>
+            <w:r>
+              <w:rPr>
+                <w:sz w:val="20"/>
+                <w:szCs w:val="20"/>
+                <w:lang w:val="en-US"/>
+              </w:rPr>
+              <w:t>happens</w:t>
+            </w:r>
+          </w:p>
+        </w:tc>
+        <w:tc>
+          <w:tcPr>
+            <w:tcW w:w="2419" w:type="dxa"/>
+            <w:vAlign w:val="center"/>
+          </w:tcPr>
+          <w:p>
+            <w:pPr>
+              <w:rPr>
+                <w:sz w:val="20"/>
+                <w:szCs w:val="20"/>
+                <w:lang w:val="en-US"/>
+              </w:rPr>
+            </w:pPr>
+            <w:r>
+              <w:rPr>
+                <w:sz w:val="20"/>
+                <w:szCs w:val="20"/>
+                <w:lang w:val="en-US"/>
+              </w:rPr>
+              <w:t>A predetermined sound should happen when ball breaks brick.</w:t>
+            </w:r>
+          </w:p>
+        </w:tc>
+        <w:tc>
+          <w:tcPr>
+            <w:tcW w:w="0" w:type="auto"/>
+            <w:vAlign w:val="center"/>
+          </w:tcPr>
+          <w:p>
+            <w:pPr>
+              <w:rPr>
+                <w:sz w:val="20"/>
+                <w:szCs w:val="20"/>
+                <w:lang w:val="en-US"/>
+              </w:rPr>
+            </w:pPr>
+          </w:p>
+        </w:tc>
+        <w:tc>
+          <w:tcPr>
+            <w:tcW w:w="0" w:type="auto"/>
+            <w:vAlign w:val="center"/>
+          </w:tcPr>
+          <w:p>
+            <w:pPr>
+              <w:rPr>
+                <w:sz w:val="20"/>
+                <w:szCs w:val="20"/>
+                <w:lang w:val="en-US"/>
+              </w:rPr>
+            </w:pPr>
+          </w:p>
+        </w:tc>
+        <w:tc>
+          <w:tcPr>
+            <w:tcW w:w="0" w:type="auto"/>
+            <w:vAlign w:val="center"/>
+          </w:tcPr>
+          <w:p>
+            <w:pPr>
+              <w:rPr>
+                <w:sz w:val="20"/>
+                <w:szCs w:val="20"/>
+                <w:lang w:val="en-US"/>
+              </w:rPr>
+            </w:pPr>
+          </w:p>
+        </w:tc>
+        <w:tc>
+          <w:tcPr>
+            <w:tcW w:w="1050" w:type="dxa"/>
+            <w:vAlign w:val="center"/>
           </w:tcPr>
           <w:p>
             <w:pPr>
@@ -6355,12 +7186,18 @@
     <w:p>
       <w:pPr>
         <w:pStyle w:val="Heading1"/>
+        <w:rPr>
+          <w:lang w:val="en-US"/>
+        </w:rPr>
       </w:pPr>
       <w:bookmarkStart w:id="0" w:name="_heading=h.d1hsz8dac2mk" w:colFirst="0" w:colLast="0"/>
       <w:bookmarkEnd w:id="0"/>
     </w:p>
     <w:p>
       <w:pPr>
+        <w:rPr>
+          <w:lang w:val="en-US"/>
+        </w:rPr>
         <w:sectPr>
           <w:pgSz w:w="15840" w:h="12240" w:orient="landscape"/>
           <w:pgMar w:top="720" w:right="720" w:bottom="720" w:left="720" w:header="720" w:footer="720" w:gutter="0"/>
@@ -6371,6 +7208,9 @@
         </w:sectPr>
       </w:pPr>
       <w:r>
+        <w:rPr>
+          <w:lang w:val="en-US"/>
+        </w:rPr>
         <w:br w:type="page"/>
       </w:r>
     </w:p>
@@ -6770,15 +7610,7 @@
           </w:tcPr>
           <w:p>
             <w:r>
-              <w:t xml:space="preserve">Run </w:t>
-            </w:r>
-            <w:proofErr w:type="gramStart"/>
-            <w:r>
-              <w:t>frame-rate</w:t>
-            </w:r>
-            <w:proofErr w:type="gramEnd"/>
-            <w:r>
-              <w:t>, rapid-input, and long-session tests</w:t>
+              <w:t>Run frame-rate, rapid-input, and long-session tests</w:t>
             </w:r>
           </w:p>
         </w:tc>
@@ -6922,15 +7754,7 @@
     </w:tbl>
     <w:p>
       <w:r>
-        <w:t xml:space="preserve">The team will also </w:t>
-      </w:r>
-      <w:proofErr w:type="gramStart"/>
-      <w:r>
-        <w:t>use</w:t>
-      </w:r>
-      <w:proofErr w:type="gramEnd"/>
-      <w:r>
-        <w:t xml:space="preserve"> internal deadlines:</w:t>
+        <w:t>The team will also use internal deadlines:</w:t>
       </w:r>
     </w:p>
     <w:p>
@@ -6945,13 +7769,8 @@
     </w:p>
     <w:p>
       <w:r>
-        <w:t xml:space="preserve">End of Week 6: </w:t>
+        <w:t>End of Week 6: performance and stress testing complete</w:t>
       </w:r>
-      <w:proofErr w:type="gramStart"/>
-      <w:r>
-        <w:t>performance and stress testing complete</w:t>
-      </w:r>
-      <w:proofErr w:type="gramEnd"/>
     </w:p>
     <w:p>
       <w:r>
@@ -6960,13 +7779,8 @@
     </w:p>
     <w:p>
       <w:r>
-        <w:t xml:space="preserve">End of Week 7: </w:t>
+        <w:t>End of Week 7: acceptance testing complete</w:t>
       </w:r>
-      <w:proofErr w:type="gramStart"/>
-      <w:r>
-        <w:t>acceptance testing complete</w:t>
-      </w:r>
-      <w:proofErr w:type="gramEnd"/>
     </w:p>
     <w:p>
       <w:r>
@@ -7166,19 +7980,9 @@
           <w:numId w:val="44"/>
         </w:numPr>
       </w:pPr>
-      <w:proofErr w:type="spellStart"/>
       <w:r>
-        <w:t>CMake</w:t>
+        <w:t>CMake and CTest</w:t>
       </w:r>
-      <w:proofErr w:type="spellEnd"/>
-      <w:r>
-        <w:t xml:space="preserve"> and </w:t>
-      </w:r>
-      <w:proofErr w:type="spellStart"/>
-      <w:r>
-        <w:t>CTest</w:t>
-      </w:r>
-      <w:proofErr w:type="spellEnd"/>
     </w:p>
     <w:p>
       <w:pPr>
@@ -7484,14 +8288,12 @@
           <w:lang w:val="en-US"/>
         </w:rPr>
       </w:pPr>
-      <w:proofErr w:type="gramStart"/>
       <w:r>
         <w:rPr>
           <w:lang w:val="en-US"/>
         </w:rPr>
         <w:t>Current status</w:t>
       </w:r>
-      <w:proofErr w:type="gramEnd"/>
     </w:p>
     <w:p>
       <w:pPr>
@@ -7541,35 +8343,7 @@
         <w:rPr>
           <w:lang w:val="en-US"/>
         </w:rPr>
-        <w:t xml:space="preserve">Supporting </w:t>
-      </w:r>
-      <w:proofErr w:type="gramStart"/>
-      <w:r>
-        <w:rPr>
-          <w:lang w:val="en-US"/>
-        </w:rPr>
-        <w:t>screenshot</w:t>
-      </w:r>
-      <w:proofErr w:type="gramEnd"/>
-      <w:r>
-        <w:rPr>
-          <w:lang w:val="en-US"/>
-        </w:rPr>
-        <w:t xml:space="preserve"> or </w:t>
-      </w:r>
-      <w:proofErr w:type="gramStart"/>
-      <w:r>
-        <w:rPr>
-          <w:lang w:val="en-US"/>
-        </w:rPr>
-        <w:t>video</w:t>
-      </w:r>
-      <w:proofErr w:type="gramEnd"/>
-      <w:r>
-        <w:rPr>
-          <w:lang w:val="en-US"/>
-        </w:rPr>
-        <w:t xml:space="preserve"> if available</w:t>
+        <w:t>Supporting screenshot or video if available</w:t>
       </w:r>
     </w:p>
     <w:p>
@@ -12713,7 +13487,7 @@
   <w:abstractNum w:abstractNumId="34" w15:restartNumberingAfterBreak="0">
     <w:nsid w:val="5D34628F"/>
     <w:multiLevelType w:val="multilevel"/>
-    <w:tmpl w:val="8D6CDDEE"/>
+    <w:tmpl w:val="9E3A8BFE"/>
     <w:lvl w:ilvl="0">
       <w:start w:val="1"/>
       <w:numFmt w:val="bullet"/>
@@ -12730,36 +13504,28 @@
         <w:sz w:val="20"/>
       </w:rPr>
     </w:lvl>
-    <w:lvl w:ilvl="1" w:tentative="1">
-      <w:start w:val="1"/>
-      <w:numFmt w:val="bullet"/>
-      <w:lvlText w:val=""/>
-      <w:lvlJc w:val="left"/>
-      <w:pPr>
-        <w:tabs>
-          <w:tab w:val="num" w:pos="1440"/>
-        </w:tabs>
+    <w:lvl w:ilvl="1">
+      <w:start w:val="1"/>
+      <w:numFmt w:val="decimal"/>
+      <w:lvlText w:val="%2&gt;"/>
+      <w:lvlJc w:val="left"/>
+      <w:pPr>
         <w:ind w:left="1440" w:hanging="360"/>
       </w:pPr>
       <w:rPr>
-        <w:rFonts w:ascii="Symbol" w:hAnsi="Symbol" w:hint="default"/>
-        <w:sz w:val="20"/>
-      </w:rPr>
-    </w:lvl>
-    <w:lvl w:ilvl="2" w:tentative="1">
-      <w:start w:val="1"/>
-      <w:numFmt w:val="bullet"/>
-      <w:lvlText w:val=""/>
-      <w:lvlJc w:val="left"/>
-      <w:pPr>
-        <w:tabs>
-          <w:tab w:val="num" w:pos="2160"/>
-        </w:tabs>
+        <w:rFonts w:hint="default"/>
+      </w:rPr>
+    </w:lvl>
+    <w:lvl w:ilvl="2">
+      <w:start w:val="1"/>
+      <w:numFmt w:val="decimal"/>
+      <w:lvlText w:val="%3."/>
+      <w:lvlJc w:val="left"/>
+      <w:pPr>
         <w:ind w:left="2160" w:hanging="360"/>
       </w:pPr>
       <w:rPr>
-        <w:rFonts w:ascii="Symbol" w:hAnsi="Symbol" w:hint="default"/>
-        <w:sz w:val="20"/>
+        <w:rFonts w:hint="default"/>
       </w:rPr>
     </w:lvl>
     <w:lvl w:ilvl="3" w:tentative="1">
